--- a/pr-preview/pr-161/classification-handout.docx
+++ b/pr-preview/pr-161/classification-handout.docx
@@ -15,7 +15,7 @@
         <w:pStyle w:val="Date"/>
       </w:pPr>
       <w:r>
-        <w:t xml:space="preserve">Last modified: 2026-10-14 13:09:11 (PDT)</w:t>
+        <w:t xml:space="preserve">Last modified: 2026-10-14 13:51:02 (PDT)</w:t>
       </w:r>
     </w:p>
     <w:bookmarkStart w:id="16" w:name="introduction"/>
@@ -5409,6 +5409,20 @@
         </w:r>
       </w:hyperlink>
       <w:r>
+        <w:t xml:space="preserve">, worked in</w:t>
+      </w:r>
+      <w:r>
+        <w:t xml:space="preserve"> </w:t>
+      </w:r>
+      <w:hyperlink w:anchor="sol-prob-positive">
+        <w:r>
+          <w:rPr>
+            <w:rStyle w:val="Hyperlink"/>
+          </w:rPr>
+          <w:t xml:space="preserve">Solution 1</w:t>
+        </w:r>
+      </w:hyperlink>
+      <w:r>
         <w:t xml:space="preserve">.</w:t>
       </w:r>
     </w:p>
@@ -6194,7 +6208,117 @@
         <w:t xml:space="preserve"> </w:t>
       </w:r>
       <w:r>
-        <w:t xml:space="preserve">The</w:t>
+        <w:t xml:space="preserve">Let</w:t>
+      </w:r>
+      <w:r>
+        <w:t xml:space="preserve"> </w:t>
+      </w:r>
+      <m:oMath>
+        <m:r>
+          <m:rPr>
+            <m:nor/>
+            <m:sty m:val="p"/>
+          </m:rPr>
+          <m:t>sens</m:t>
+        </m:r>
+      </m:oMath>
+      <w:r>
+        <w:t xml:space="preserve"> </w:t>
+      </w:r>
+      <w:r>
+        <w:t xml:space="preserve">be the</w:t>
+      </w:r>
+      <w:r>
+        <w:t xml:space="preserve"> </w:t>
+      </w:r>
+      <w:hyperlink w:anchor="def-sensitivity">
+        <w:r>
+          <w:rPr>
+            <w:rStyle w:val="Hyperlink"/>
+          </w:rPr>
+          <w:t xml:space="preserve">sensitivity</w:t>
+        </w:r>
+      </w:hyperlink>
+      <w:r>
+        <w:t xml:space="preserve"> </w:t>
+      </w:r>
+      <w:r>
+        <w:t xml:space="preserve">of a diagnostic test,</w:t>
+      </w:r>
+      <w:r>
+        <w:t xml:space="preserve"> </w:t>
+      </w:r>
+      <m:oMath>
+        <m:r>
+          <m:rPr>
+            <m:nor/>
+            <m:sty m:val="p"/>
+          </m:rPr>
+          <m:t>spec</m:t>
+        </m:r>
+      </m:oMath>
+      <w:r>
+        <w:t xml:space="preserve"> </w:t>
+      </w:r>
+      <w:r>
+        <w:t xml:space="preserve">its</w:t>
+      </w:r>
+      <w:r>
+        <w:t xml:space="preserve"> </w:t>
+      </w:r>
+      <w:hyperlink w:anchor="def-specificity">
+        <w:r>
+          <w:rPr>
+            <w:rStyle w:val="Hyperlink"/>
+          </w:rPr>
+          <w:t xml:space="preserve">specificity</w:t>
+        </w:r>
+      </w:hyperlink>
+      <w:r>
+        <w:t xml:space="preserve">,</w:t>
+      </w:r>
+      <w:r>
+        <w:t xml:space="preserve"> </w:t>
+      </w:r>
+      <w:r>
+        <w:t xml:space="preserve">and</w:t>
+      </w:r>
+      <w:r>
+        <w:t xml:space="preserve"> </w:t>
+      </w:r>
+      <m:oMath>
+        <m:r>
+          <m:t>π</m:t>
+        </m:r>
+      </m:oMath>
+      <w:r>
+        <w:t xml:space="preserve"> </w:t>
+      </w:r>
+      <w:r>
+        <w:t xml:space="preserve">the</w:t>
+      </w:r>
+      <w:r>
+        <w:t xml:space="preserve"> </w:t>
+      </w:r>
+      <w:hyperlink w:anchor="def-prevalence">
+        <w:r>
+          <w:rPr>
+            <w:rStyle w:val="Hyperlink"/>
+          </w:rPr>
+          <w:t xml:space="preserve">prevalence</w:t>
+        </w:r>
+      </w:hyperlink>
+      <w:r>
+        <w:t xml:space="preserve"> </w:t>
+      </w:r>
+      <w:r>
+        <w:t xml:space="preserve">of the disease.</w:t>
+      </w:r>
+      <w:r>
+        <w:t xml:space="preserve"> </w:t>
+      </w:r>
+      <w:r>
+        <w:t xml:space="preserve">Then the</w:t>
       </w:r>
       <w:r>
         <w:t xml:space="preserve"> </w:t>
@@ -6211,7 +6335,7 @@
         <w:t xml:space="preserve"> </w:t>
       </w:r>
       <w:r>
-        <w:t xml:space="preserve">of a diagnostic test is:</w:t>
+        <w:t xml:space="preserve">of the test is:</w:t>
       </w:r>
     </w:p>
     <w:p>
@@ -6402,6 +6526,40 @@
         </w:r>
       </w:hyperlink>
       <w:r>
+        <w:t xml:space="preserve">, worked in</w:t>
+      </w:r>
+      <w:r>
+        <w:t xml:space="preserve"> </w:t>
+      </w:r>
+      <w:hyperlink w:anchor="sol-ppv-bayes">
+        <w:r>
+          <w:rPr>
+            <w:rStyle w:val="Hyperlink"/>
+          </w:rPr>
+          <w:t xml:space="preserve">Solution 2</w:t>
+        </w:r>
+      </w:hyperlink>
+      <w:r>
+        <w:t xml:space="preserve">,</w:t>
+      </w:r>
+      <w:r>
+        <w:t xml:space="preserve"> </w:t>
+      </w:r>
+      <w:r>
+        <w:t xml:space="preserve">which builds on</w:t>
+      </w:r>
+      <w:r>
+        <w:t xml:space="preserve"> </w:t>
+      </w:r>
+      <w:hyperlink w:anchor="thm-prob-positive">
+        <w:r>
+          <w:rPr>
+            <w:rStyle w:val="Hyperlink"/>
+          </w:rPr>
+          <w:t xml:space="preserve">Theorem 1</w:t>
+        </w:r>
+      </w:hyperlink>
+      <w:r>
         <w:t xml:space="preserve">.</w:t>
       </w:r>
     </w:p>
@@ -6426,12 +6584,12 @@
       <w:r>
         <w:t xml:space="preserve"> </w:t>
       </w:r>
-      <w:hyperlink w:anchor="exr-ppv-bayes">
+      <w:hyperlink w:anchor="thm-ppv-bayes">
         <w:r>
           <w:rPr>
             <w:rStyle w:val="Hyperlink"/>
           </w:rPr>
-          <w:t xml:space="preserve">Exercise 2</w:t>
+          <w:t xml:space="preserve">Theorem 2</w:t>
         </w:r>
       </w:hyperlink>
       <w:r>
@@ -6704,12 +6862,12 @@
       <w:r>
         <w:t xml:space="preserve"> </w:t>
       </w:r>
-      <w:hyperlink w:anchor="exr-ppv-bayes">
+      <w:hyperlink w:anchor="thm-ppv-bayes">
         <w:r>
           <w:rPr>
             <w:rStyle w:val="Hyperlink"/>
           </w:rPr>
-          <w:t xml:space="preserve">Exercise 2</w:t>
+          <w:t xml:space="preserve">Theorem 2</w:t>
         </w:r>
       </w:hyperlink>
       <w:r>
@@ -7634,6 +7792,20 @@
             <w:rStyle w:val="Hyperlink"/>
           </w:rPr>
           <w:t xml:space="preserve">Exercise 3</w:t>
+        </w:r>
+      </w:hyperlink>
+      <w:r>
+        <w:t xml:space="preserve">, worked in</w:t>
+      </w:r>
+      <w:r>
+        <w:t xml:space="preserve"> </w:t>
+      </w:r>
+      <w:hyperlink w:anchor="sol-ppv-ratio-form">
+        <w:r>
+          <w:rPr>
+            <w:rStyle w:val="Hyperlink"/>
+          </w:rPr>
+          <w:t xml:space="preserve">Solution 3</w:t>
         </w:r>
       </w:hyperlink>
       <w:r>

--- a/pr-preview/pr-161/classification-handout.docx
+++ b/pr-preview/pr-161/classification-handout.docx
@@ -15,7 +15,7 @@
         <w:pStyle w:val="Date"/>
       </w:pPr>
       <w:r>
-        <w:t xml:space="preserve">Last modified: 2026-10-14 13:51:02 (PDT)</w:t>
+        <w:t xml:space="preserve">Last modified: 2026-10-15 02:36:03 (PDT)</w:t>
       </w:r>
     </w:p>
     <w:bookmarkStart w:id="16" w:name="introduction"/>
@@ -5183,7 +5183,117 @@
         <w:t xml:space="preserve"> </w:t>
       </w:r>
       <w:r>
-        <w:t xml:space="preserve">The probability</w:t>
+        <w:t xml:space="preserve">Let</w:t>
+      </w:r>
+      <w:r>
+        <w:t xml:space="preserve"> </w:t>
+      </w:r>
+      <m:oMath>
+        <m:r>
+          <m:rPr>
+            <m:nor/>
+            <m:sty m:val="p"/>
+          </m:rPr>
+          <m:t>sens</m:t>
+        </m:r>
+      </m:oMath>
+      <w:r>
+        <w:t xml:space="preserve"> </w:t>
+      </w:r>
+      <w:r>
+        <w:t xml:space="preserve">be the</w:t>
+      </w:r>
+      <w:r>
+        <w:t xml:space="preserve"> </w:t>
+      </w:r>
+      <w:hyperlink w:anchor="def-sensitivity">
+        <w:r>
+          <w:rPr>
+            <w:rStyle w:val="Hyperlink"/>
+          </w:rPr>
+          <w:t xml:space="preserve">sensitivity</w:t>
+        </w:r>
+      </w:hyperlink>
+      <w:r>
+        <w:t xml:space="preserve"> </w:t>
+      </w:r>
+      <w:r>
+        <w:t xml:space="preserve">of a diagnostic test,</w:t>
+      </w:r>
+      <w:r>
+        <w:t xml:space="preserve"> </w:t>
+      </w:r>
+      <m:oMath>
+        <m:r>
+          <m:rPr>
+            <m:nor/>
+            <m:sty m:val="p"/>
+          </m:rPr>
+          <m:t>spec</m:t>
+        </m:r>
+      </m:oMath>
+      <w:r>
+        <w:t xml:space="preserve"> </w:t>
+      </w:r>
+      <w:r>
+        <w:t xml:space="preserve">its</w:t>
+      </w:r>
+      <w:r>
+        <w:t xml:space="preserve"> </w:t>
+      </w:r>
+      <w:hyperlink w:anchor="def-specificity">
+        <w:r>
+          <w:rPr>
+            <w:rStyle w:val="Hyperlink"/>
+          </w:rPr>
+          <w:t xml:space="preserve">specificity</w:t>
+        </w:r>
+      </w:hyperlink>
+      <w:r>
+        <w:t xml:space="preserve">,</w:t>
+      </w:r>
+      <w:r>
+        <w:t xml:space="preserve"> </w:t>
+      </w:r>
+      <w:r>
+        <w:t xml:space="preserve">and</w:t>
+      </w:r>
+      <w:r>
+        <w:t xml:space="preserve"> </w:t>
+      </w:r>
+      <m:oMath>
+        <m:r>
+          <m:t>π</m:t>
+        </m:r>
+      </m:oMath>
+      <w:r>
+        <w:t xml:space="preserve"> </w:t>
+      </w:r>
+      <w:r>
+        <w:t xml:space="preserve">the</w:t>
+      </w:r>
+      <w:r>
+        <w:t xml:space="preserve"> </w:t>
+      </w:r>
+      <w:hyperlink w:anchor="def-prevalence">
+        <w:r>
+          <w:rPr>
+            <w:rStyle w:val="Hyperlink"/>
+          </w:rPr>
+          <w:t xml:space="preserve">prevalence</w:t>
+        </w:r>
+      </w:hyperlink>
+      <w:r>
+        <w:t xml:space="preserve"> </w:t>
+      </w:r>
+      <w:r>
+        <w:t xml:space="preserve">of the disease.</w:t>
+      </w:r>
+      <w:r>
+        <w:t xml:space="preserve"> </w:t>
+      </w:r>
+      <w:r>
+        <w:t xml:space="preserve">Then the probability</w:t>
       </w:r>
       <w:r>
         <w:t xml:space="preserve"> </w:t>
@@ -5218,7 +5328,7 @@
         <w:t xml:space="preserve"> </w:t>
       </w:r>
       <w:r>
-        <w:t xml:space="preserve">that a diagnostic test is positive is:</w:t>
+        <w:t xml:space="preserve">that the test is positive is:</w:t>
       </w:r>
     </w:p>
     <w:p>
@@ -5266,7 +5376,7 @@
               <m:nor/>
               <m:sty m:val="p"/>
             </m:rPr>
-            <m:t>sensitivity</m:t>
+            <m:t>sens</m:t>
           </m:r>
           <m:r>
             <m:rPr>
@@ -5275,11 +5385,7 @@
             <m:t>⋅</m:t>
           </m:r>
           <m:r>
-            <m:rPr>
-              <m:nor/>
-              <m:sty m:val="p"/>
-            </m:rPr>
-            <m:t>prevalence</m:t>
+            <m:t>π</m:t>
           </m:r>
           <m:r>
             <m:rPr>
@@ -5312,7 +5418,7 @@
                   <m:nor/>
                   <m:sty m:val="p"/>
                 </m:rPr>
-                <m:t>specificity</m:t>
+                <m:t>spec</m:t>
               </m:r>
             </m:e>
           </m:d>
@@ -5346,11 +5452,7 @@
                 <m:t>−</m:t>
               </m:r>
               <m:r>
-                <m:rPr>
-                  <m:nor/>
-                  <m:sty m:val="p"/>
-                </m:rPr>
-                <m:t>prevalence</m:t>
+                <m:t>π</m:t>
               </m:r>
             </m:e>
           </m:d>
@@ -6318,7 +6420,118 @@
         <w:t xml:space="preserve"> </w:t>
       </w:r>
       <w:r>
-        <w:t xml:space="preserve">Then the</w:t>
+        <w:t xml:space="preserve">If the probability of a positive test is positive,</w:t>
+      </w:r>
+      <w:r>
+        <w:t xml:space="preserve"> </w:t>
+      </w:r>
+      <m:oMath>
+        <m:r>
+          <m:rPr>
+            <m:nor/>
+            <m:sty m:val="p"/>
+          </m:rPr>
+          <m:t>sens</m:t>
+        </m:r>
+        <m:r>
+          <m:rPr>
+            <m:sty m:val="p"/>
+          </m:rPr>
+          <m:t>⋅</m:t>
+        </m:r>
+        <m:r>
+          <m:t>π</m:t>
+        </m:r>
+        <m:r>
+          <m:rPr>
+            <m:sty m:val="p"/>
+          </m:rPr>
+          <m:t>+</m:t>
+        </m:r>
+        <m:r>
+          <m:t>​</m:t>
+        </m:r>
+        <m:d>
+          <m:dPr>
+            <m:begChr m:val="("/>
+            <m:sepChr m:val=""/>
+            <m:endChr m:val=")"/>
+            <m:grow/>
+          </m:dPr>
+          <m:e>
+            <m:r>
+              <m:t>1</m:t>
+            </m:r>
+            <m:r>
+              <m:rPr>
+                <m:sty m:val="p"/>
+              </m:rPr>
+              <m:t>−</m:t>
+            </m:r>
+            <m:r>
+              <m:rPr>
+                <m:nor/>
+                <m:sty m:val="p"/>
+              </m:rPr>
+              <m:t>spec</m:t>
+            </m:r>
+          </m:e>
+        </m:d>
+        <m:r>
+          <m:t>​</m:t>
+        </m:r>
+        <m:r>
+          <m:rPr>
+            <m:sty m:val="p"/>
+          </m:rPr>
+          <m:t>⋅</m:t>
+        </m:r>
+        <m:r>
+          <m:t>​</m:t>
+        </m:r>
+        <m:d>
+          <m:dPr>
+            <m:begChr m:val="("/>
+            <m:sepChr m:val=""/>
+            <m:endChr m:val=")"/>
+            <m:grow/>
+          </m:dPr>
+          <m:e>
+            <m:r>
+              <m:t>1</m:t>
+            </m:r>
+            <m:r>
+              <m:rPr>
+                <m:sty m:val="p"/>
+              </m:rPr>
+              <m:t>−</m:t>
+            </m:r>
+            <m:r>
+              <m:t>π</m:t>
+            </m:r>
+          </m:e>
+        </m:d>
+        <m:r>
+          <m:t>​</m:t>
+        </m:r>
+        <m:r>
+          <m:rPr>
+            <m:sty m:val="p"/>
+          </m:rPr>
+          <m:t>&gt;</m:t>
+        </m:r>
+        <m:r>
+          <m:t>0</m:t>
+        </m:r>
+      </m:oMath>
+      <w:r>
+        <w:t xml:space="preserve">,</w:t>
+      </w:r>
+      <w:r>
+        <w:t xml:space="preserve"> </w:t>
+      </w:r>
+      <w:r>
+        <w:t xml:space="preserve">then the</w:t>
       </w:r>
       <w:r>
         <w:t xml:space="preserve"> </w:t>

--- a/pr-preview/pr-161/classification-handout.docx
+++ b/pr-preview/pr-161/classification-handout.docx
@@ -15,7 +15,7 @@
         <w:pStyle w:val="Date"/>
       </w:pPr>
       <w:r>
-        <w:t xml:space="preserve">Last modified: 2026-10-15 02:36:03 (PDT)</w:t>
+        <w:t xml:space="preserve">Last modified: 2026-10-15 02:55:22 (PDT)</w:t>
       </w:r>
     </w:p>
     <w:bookmarkStart w:id="16" w:name="introduction"/>
